--- a/Knowledge/2-Science/2-Natural Science/1-Physical science/0-Intro to Physical science/3-Wiki Source/Outline of physical science/Sources.docx
+++ b/Knowledge/2-Science/2-Natural Science/1-Physical science/0-Intro to Physical science/3-Wiki Source/Outline of physical science/Sources.docx
@@ -19,11 +19,9 @@
       <w:r>
         <w:t>: [</w:t>
       </w:r>
-      <w:proofErr w:type="spellStart"/>
       <w:r>
         <w:t>en_wikipedia_org_wiki_Outline_of_physical_science</w:t>
       </w:r>
-      <w:proofErr w:type="spellEnd"/>
       <w:r>
         <w:t xml:space="preserve"> </w:t>
       </w:r>
@@ -37,7 +35,7 @@
         <w:t>.pdf] [</w:t>
       </w:r>
       <w:r>
-        <w:t>Outline of physical science</w:t>
+        <w:t>Wiki Source - Outline of physical science</w:t>
       </w:r>
       <w:r>
         <w:t>]</w:t>
@@ -67,6 +65,22 @@
       </w:r>
       <w:r>
         <w:t>: Educational</w:t>
+      </w:r>
+      <w:r>
+        <w:br/>
+      </w:r>
+      <w:r>
+        <w:t xml:space="preserve">* </w:t>
+      </w:r>
+      <w:r>
+        <w:rPr>
+          <w:b/>
+          <w:bCs/>
+        </w:rPr>
+        <w:t>Source Platform</w:t>
+      </w:r>
+      <w:r>
+        <w:t>: Wikipedia (https://www.wikipedia.org)</w:t>
       </w:r>
       <w:r>
         <w:br/>
@@ -106,7 +120,10 @@
         <w:t>Download Server / Mirror</w:t>
       </w:r>
       <w:r>
-        <w:t>: en.wikipedia.org</w:t>
+        <w:t xml:space="preserve">: </w:t>
+      </w:r>
+      <w:r>
+        <w:t>https://en.wikipedia.org [Wikipedia Server]</w:t>
       </w:r>
       <w:r>
         <w:br/>
@@ -121,21 +138,23 @@
       <w:r>
         <w:t xml:space="preserve">: </w:t>
       </w:r>
-      <w:hyperlink r:id="rId6">
-        <w:r>
-          <w:rPr>
-            <w:b/>
-            <w:color w:val="1155CC"/>
-            <w:u w:val="single"/>
-          </w:rPr>
-          <w:t>https://www.sejda.com/html-to-pdf</w:t>
-        </w:r>
-      </w:hyperlink>
+      <w:r>
+        <w:t>Web Tool: Sejda - HTML to PDF (https://www.sejda.com/html-to-pdf) [convert html to pdf]</w:t>
+      </w:r>
+      <w:r>
+        <w:br/>
+      </w:r>
+      <w:r>
+        <w:t xml:space="preserve">* </w:t>
+      </w:r>
       <w:r>
         <w:rPr>
           <w:b/>
         </w:rPr>
-        <w:t xml:space="preserve"> -&gt; convert html to pdf</w:t>
+        <w:t>Download Format</w:t>
+      </w:r>
+      <w:r>
+        <w:t>: .pdf</w:t>
       </w:r>
       <w:r>
         <w:br/>
@@ -145,10 +164,10 @@
         <w:rPr>
           <w:b/>
         </w:rPr>
-        <w:t>Download Format</w:t>
-      </w:r>
-      <w:r>
-        <w:t>: .pdf</w:t>
+        <w:t>Download Quality</w:t>
+      </w:r>
+      <w:r>
+        <w:t>: High</w:t>
       </w:r>
       <w:r>
         <w:br/>
@@ -158,10 +177,22 @@
         <w:rPr>
           <w:b/>
         </w:rPr>
-        <w:t>Download Quality</w:t>
-      </w:r>
-      <w:r>
-        <w:t>: High</w:t>
+        <w:t>Download Date</w:t>
+      </w:r>
+      <w:r>
+        <w:t xml:space="preserve">: </w:t>
+      </w:r>
+      <w:r>
+        <w:t>10</w:t>
+      </w:r>
+      <w:r>
+        <w:t>/</w:t>
+      </w:r>
+      <w:r>
+        <w:t>27</w:t>
+      </w:r>
+      <w:r>
+        <w:t>/2025</w:t>
       </w:r>
       <w:r>
         <w:br/>
@@ -171,102 +202,18 @@
         <w:rPr>
           <w:b/>
         </w:rPr>
-        <w:t>Download Date</w:t>
+        <w:t>Saved Location</w:t>
       </w:r>
       <w:r>
         <w:t xml:space="preserve">: </w:t>
       </w:r>
       <w:r>
-        <w:t>10</w:t>
-      </w:r>
-      <w:r>
-        <w:t>/</w:t>
-      </w:r>
-      <w:r>
-        <w:t>27</w:t>
-      </w:r>
-      <w:r>
-        <w:t>/2025</w:t>
-      </w:r>
-      <w:r>
-        <w:br/>
-        <w:t xml:space="preserve">* </w:t>
-      </w:r>
-      <w:r>
-        <w:rPr>
-          <w:b/>
-        </w:rPr>
-        <w:t>Saved Location</w:t>
-      </w:r>
-      <w:r>
-        <w:t xml:space="preserve">: </w:t>
-      </w:r>
-      <w:proofErr w:type="spellStart"/>
+        <w:t>StorageType: Cloud -&gt; Platform: GitHub -&gt; Account: topicsscience -&gt; Repository: kingdomheartsknowledge -&gt; File: Knowledge/2-Science/2-Natural Science/1-Physical science/0-Intro to Physical science/..</w:t>
+      </w:r>
       <w:r>
         <w:rPr>
           <w:sz w:val="16"/>
           <w:szCs w:val="16"/>
-        </w:rPr>
-        <w:t>StorageType</w:t>
-      </w:r>
-      <w:proofErr w:type="spellEnd"/>
-      <w:r>
-        <w:rPr>
-          <w:sz w:val="16"/>
-          <w:szCs w:val="16"/>
-        </w:rPr>
-        <w:t xml:space="preserve">: Cloud -&gt; Platform: GitHub -&gt; Account: </w:t>
-      </w:r>
-      <w:proofErr w:type="spellStart"/>
-      <w:r>
-        <w:rPr>
-          <w:sz w:val="16"/>
-          <w:szCs w:val="16"/>
-        </w:rPr>
-        <w:t>topicsscience</w:t>
-      </w:r>
-      <w:proofErr w:type="spellEnd"/>
-      <w:r>
-        <w:rPr>
-          <w:sz w:val="16"/>
-          <w:szCs w:val="16"/>
-        </w:rPr>
-        <w:t xml:space="preserve"> -&gt; Repository: </w:t>
-      </w:r>
-      <w:proofErr w:type="spellStart"/>
-      <w:r>
-        <w:rPr>
-          <w:sz w:val="16"/>
-          <w:szCs w:val="16"/>
-        </w:rPr>
-        <w:t>kingdomheartsknowledge</w:t>
-      </w:r>
-      <w:proofErr w:type="spellEnd"/>
-      <w:r>
-        <w:rPr>
-          <w:sz w:val="16"/>
-          <w:szCs w:val="16"/>
-        </w:rPr>
-        <w:t xml:space="preserve"> -&gt; File: knowledge/2-Science/2-Natural</w:t>
-      </w:r>
-      <w:r>
-        <w:rPr>
-          <w:sz w:val="16"/>
-          <w:szCs w:val="16"/>
-        </w:rPr>
-        <w:t xml:space="preserve"> </w:t>
-      </w:r>
-      <w:r>
-        <w:rPr>
-          <w:sz w:val="16"/>
-          <w:szCs w:val="16"/>
-        </w:rPr>
-        <w:t>Science/..</w:t>
-      </w:r>
-      <w:r>
-        <w:rPr>
-          <w:sz w:val="20"/>
-          <w:szCs w:val="20"/>
         </w:rPr>
         <w:br/>
       </w:r>
@@ -966,6 +913,7 @@
   <w:style w:type="character" w:default="1" w:styleId="DefaultParagraphFont">
     <w:name w:val="Default Paragraph Font"/>
     <w:uiPriority w:val="1"/>
+    <w:semiHidden/>
     <w:unhideWhenUsed/>
   </w:style>
   <w:style w:type="table" w:default="1" w:styleId="TableNormal">

--- a/Knowledge/2-Science/2-Natural Science/1-Physical science/0-Intro to Physical science/3-Wiki Source/Outline of physical science/Sources.docx
+++ b/Knowledge/2-Science/2-Natural Science/1-Physical science/0-Intro to Physical science/3-Wiki Source/Outline of physical science/Sources.docx
@@ -12,33 +12,27 @@
       </w:pPr>
       <w:r>
         <w:rPr>
-          <w:b/>
-        </w:rPr>
-        <w:t>* Download Name</w:t>
-      </w:r>
-      <w:r>
-        <w:t>: [</w:t>
-      </w:r>
-      <w:r>
-        <w:t>en_wikipedia_org_wiki_Outline_of_physical_science</w:t>
-      </w:r>
-      <w:r>
-        <w:t xml:space="preserve"> </w:t>
-      </w:r>
-      <w:r>
-        <w:t xml:space="preserve">-&gt; </w:t>
-      </w:r>
-      <w:r>
-        <w:t>Outline of physical science</w:t>
-      </w:r>
-      <w:r>
-        <w:t>.pdf] [</w:t>
-      </w:r>
-      <w:r>
-        <w:t>Wiki Source - Outline of physical science</w:t>
-      </w:r>
-      <w:r>
-        <w:t>]</w:t>
+          <w:bCs/>
+        </w:rPr>
+        <w:t>*</w:t>
+      </w:r>
+      <w:r>
+        <w:rPr>
+          <w:b/>
+        </w:rPr>
+        <w:t xml:space="preserve"> Source ID: </w:t>
+      </w:r>
+      <w:r>
+        <w:rPr>
+          <w:bCs/>
+        </w:rPr>
+        <w:t>24</w:t>
+      </w:r>
+      <w:r>
+        <w:rPr>
+          <w:bCs/>
+        </w:rPr>
+        <w:t>5</w:t>
       </w:r>
       <w:r>
         <w:br/>
@@ -48,10 +42,18 @@
         <w:rPr>
           <w:b/>
         </w:rPr>
-        <w:t>Download Type</w:t>
-      </w:r>
-      <w:r>
-        <w:t>: Document</w:t>
+        <w:t>Content Title</w:t>
+      </w:r>
+      <w:r>
+        <w:t>: [</w:t>
+      </w:r>
+      <w:proofErr w:type="spellStart"/>
+      <w:r>
+        <w:t>en_wikipedia_org_wiki_Outline_of_physical_science</w:t>
+      </w:r>
+      <w:proofErr w:type="spellEnd"/>
+      <w:r>
+        <w:t xml:space="preserve"> -&gt; Outline of physical science.pdf] [Wiki Source - Outline of physical science]</w:t>
       </w:r>
       <w:r>
         <w:br/>
@@ -61,26 +63,10 @@
         <w:rPr>
           <w:b/>
         </w:rPr>
-        <w:t>Source Type</w:t>
-      </w:r>
-      <w:r>
-        <w:t>: Educational</w:t>
-      </w:r>
-      <w:r>
-        <w:br/>
-      </w:r>
-      <w:r>
-        <w:t xml:space="preserve">* </w:t>
-      </w:r>
-      <w:r>
-        <w:rPr>
-          <w:b/>
-          <w:bCs/>
-        </w:rPr>
-        <w:t>Source Platform</w:t>
-      </w:r>
-      <w:r>
-        <w:t>: Wikipedia (https://www.wikipedia.org)</w:t>
+        <w:t>Content Type</w:t>
+      </w:r>
+      <w:r>
+        <w:t>: Document</w:t>
       </w:r>
       <w:r>
         <w:br/>
@@ -90,7 +76,33 @@
         <w:rPr>
           <w:b/>
         </w:rPr>
-        <w:t>Download Source</w:t>
+        <w:t>Domain</w:t>
+      </w:r>
+      <w:r>
+        <w:t>: Educational</w:t>
+      </w:r>
+      <w:r>
+        <w:br/>
+        <w:t xml:space="preserve">* </w:t>
+      </w:r>
+      <w:r>
+        <w:rPr>
+          <w:b/>
+        </w:rPr>
+        <w:t>Source Platform</w:t>
+      </w:r>
+      <w:r>
+        <w:t>: Wikipedia (https://www.wikipedia.org)</w:t>
+      </w:r>
+      <w:r>
+        <w:br/>
+        <w:t xml:space="preserve">* </w:t>
+      </w:r>
+      <w:r>
+        <w:rPr>
+          <w:b/>
+        </w:rPr>
+        <w:t>Source Reference</w:t>
       </w:r>
       <w:r>
         <w:t xml:space="preserve">: </w:t>
@@ -104,57 +116,21 @@
         </w:r>
       </w:hyperlink>
       <w:r>
-        <w:t xml:space="preserve"> </w:t>
-      </w:r>
-      <w:r>
-        <w:br/>
-      </w:r>
-      <w:r>
-        <w:t xml:space="preserve">* </w:t>
-      </w:r>
-      <w:r>
-        <w:rPr>
-          <w:b/>
-          <w:bCs/>
-        </w:rPr>
-        <w:t>Download Server / Mirror</w:t>
-      </w:r>
-      <w:r>
-        <w:t xml:space="preserve">: </w:t>
-      </w:r>
-      <w:r>
-        <w:t>https://en.wikipedia.org [Wikipedia Server]</w:t>
-      </w:r>
-      <w:r>
         <w:br/>
         <w:t xml:space="preserve">* </w:t>
       </w:r>
       <w:r>
         <w:rPr>
           <w:b/>
-        </w:rPr>
-        <w:t>Download Method</w:t>
+          <w:bCs/>
+        </w:rPr>
+        <w:t>Source Type</w:t>
       </w:r>
       <w:r>
         <w:t xml:space="preserve">: </w:t>
       </w:r>
       <w:r>
-        <w:t>Web Tool: Sejda - HTML to PDF (https://www.sejda.com/html-to-pdf) [convert html to pdf]</w:t>
-      </w:r>
-      <w:r>
-        <w:br/>
-      </w:r>
-      <w:r>
-        <w:t xml:space="preserve">* </w:t>
-      </w:r>
-      <w:r>
-        <w:rPr>
-          <w:b/>
-        </w:rPr>
-        <w:t>Download Format</w:t>
-      </w:r>
-      <w:r>
-        <w:t>: .pdf</w:t>
+        <w:t>Converted</w:t>
       </w:r>
       <w:r>
         <w:br/>
@@ -163,11 +139,21 @@
       <w:r>
         <w:rPr>
           <w:b/>
-        </w:rPr>
-        <w:t>Download Quality</w:t>
-      </w:r>
-      <w:r>
-        <w:t>: High</w:t>
+          <w:bCs/>
+        </w:rPr>
+        <w:t>Source Nature:</w:t>
+      </w:r>
+      <w:r>
+        <w:t xml:space="preserve"> </w:t>
+      </w:r>
+      <w:r>
+        <w:t>D</w:t>
+      </w:r>
+      <w:r>
+        <w:t>igital</w:t>
+      </w:r>
+      <w:r>
+        <w:t xml:space="preserve"> </w:t>
       </w:r>
       <w:r>
         <w:br/>
@@ -177,22 +163,10 @@
         <w:rPr>
           <w:b/>
         </w:rPr>
-        <w:t>Download Date</w:t>
-      </w:r>
-      <w:r>
-        <w:t xml:space="preserve">: </w:t>
-      </w:r>
-      <w:r>
-        <w:t>10</w:t>
-      </w:r>
-      <w:r>
-        <w:t>/</w:t>
-      </w:r>
-      <w:r>
-        <w:t>27</w:t>
-      </w:r>
-      <w:r>
-        <w:t>/2025</w:t>
+        <w:t>Storage Host</w:t>
+      </w:r>
+      <w:r>
+        <w:t>: https://en.wikipedia.org [Wikipedia Server]</w:t>
       </w:r>
       <w:r>
         <w:br/>
@@ -202,64 +176,107 @@
         <w:rPr>
           <w:b/>
         </w:rPr>
-        <w:t>Saved Location</w:t>
+        <w:t>Acquisition Method</w:t>
+      </w:r>
+      <w:r>
+        <w:t xml:space="preserve">: Web Tool: </w:t>
+      </w:r>
+      <w:proofErr w:type="spellStart"/>
+      <w:r>
+        <w:t>Sejda</w:t>
+      </w:r>
+      <w:proofErr w:type="spellEnd"/>
+      <w:r>
+        <w:t xml:space="preserve"> - HTML to PDF (https://www.sejda.com/html-to-pdf) [convert html to pdf]</w:t>
+      </w:r>
+      <w:r>
+        <w:br/>
+        <w:t xml:space="preserve">* </w:t>
+      </w:r>
+      <w:r>
+        <w:rPr>
+          <w:b/>
+        </w:rPr>
+        <w:t>File Format</w:t>
+      </w:r>
+      <w:r>
+        <w:t>: .pdf</w:t>
+      </w:r>
+      <w:r>
+        <w:br/>
+        <w:t xml:space="preserve">* </w:t>
+      </w:r>
+      <w:r>
+        <w:rPr>
+          <w:b/>
+        </w:rPr>
+        <w:t>Content Quality</w:t>
+      </w:r>
+      <w:r>
+        <w:t>: High</w:t>
+      </w:r>
+      <w:r>
+        <w:br/>
+        <w:t xml:space="preserve">* </w:t>
+      </w:r>
+      <w:r>
+        <w:rPr>
+          <w:b/>
+        </w:rPr>
+        <w:t>Acquisition Date</w:t>
+      </w:r>
+      <w:r>
+        <w:t>: 10/27/2025</w:t>
+      </w:r>
+      <w:r>
+        <w:br/>
+        <w:t xml:space="preserve">* </w:t>
+      </w:r>
+      <w:r>
+        <w:rPr>
+          <w:b/>
+        </w:rPr>
+        <w:t>Storage Location</w:t>
       </w:r>
       <w:r>
         <w:t xml:space="preserve">: </w:t>
       </w:r>
-      <w:r>
-        <w:t>StorageType: Cloud -&gt; Platform: GitHub -&gt; Account: topicsscience -&gt; Repository: kingdomheartsknowledge -&gt; File: Knowledge/2-Science/2-Natural Science/1-Physical science/0-Intro to Physical science/..</w:t>
-      </w:r>
-      <w:r>
-        <w:rPr>
-          <w:sz w:val="16"/>
-          <w:szCs w:val="16"/>
-        </w:rPr>
+      <w:proofErr w:type="spellStart"/>
+      <w:r>
+        <w:t>StorageType</w:t>
+      </w:r>
+      <w:proofErr w:type="spellEnd"/>
+      <w:r>
+        <w:t xml:space="preserve">: Cloud -&gt; Platform: GitHub -&gt; Account: </w:t>
+      </w:r>
+      <w:proofErr w:type="spellStart"/>
+      <w:r>
+        <w:t>topicsscience</w:t>
+      </w:r>
+      <w:proofErr w:type="spellEnd"/>
+      <w:r>
+        <w:t xml:space="preserve"> -&gt; Repository: </w:t>
+      </w:r>
+      <w:proofErr w:type="spellStart"/>
+      <w:r>
+        <w:t>kingdomheartsknowledge</w:t>
+      </w:r>
+      <w:proofErr w:type="spellEnd"/>
+      <w:r>
+        <w:t xml:space="preserve"> -&gt; File: Knowledge/2-Science/2-Natural Science/1-Physical science/0-Intro to Physical science/..</w:t>
+      </w:r>
+      <w:r>
         <w:br/>
-      </w:r>
-      <w:r>
         <w:t xml:space="preserve">* </w:t>
       </w:r>
       <w:r>
         <w:rPr>
           <w:b/>
         </w:rPr>
-        <w:t xml:space="preserve">Notes: </w:t>
-      </w:r>
-      <w:r>
-        <w:rPr>
-          <w:sz w:val="20"/>
-          <w:szCs w:val="20"/>
-        </w:rPr>
-        <w:t>Wiki Source -</w:t>
-      </w:r>
-      <w:r>
-        <w:rPr>
-          <w:sz w:val="24"/>
-          <w:szCs w:val="24"/>
-        </w:rPr>
-        <w:t xml:space="preserve"> </w:t>
-      </w:r>
-      <w:r>
-        <w:rPr>
-          <w:sz w:val="18"/>
-          <w:szCs w:val="18"/>
-        </w:rPr>
-        <w:t>[</w:t>
-      </w:r>
-      <w:r>
-        <w:rPr>
-          <w:sz w:val="18"/>
-          <w:szCs w:val="18"/>
-        </w:rPr>
-        <w:t>This page was last edited on 22 October 2025, at 10:57 (UTC)</w:t>
-      </w:r>
-      <w:r>
-        <w:rPr>
-          <w:sz w:val="18"/>
-          <w:szCs w:val="18"/>
-        </w:rPr>
-        <w:t>]</w:t>
+        <w:t>Notes</w:t>
+      </w:r>
+      <w:r>
+        <w:t>: Wiki Source - [This page was last edited on 22 October 2025, at 10:57 (UTC)]</w:t>
       </w:r>
     </w:p>
     <w:p>
@@ -282,11 +299,11 @@
   <w:abstractNum w:abstractNumId="0" w15:restartNumberingAfterBreak="0">
     <w:nsid w:val="75896711"/>
     <w:multiLevelType w:val="multilevel"/>
-    <w:tmpl w:val="9D36ADF6"/>
+    <w:tmpl w:val="6BA4FBDE"/>
     <w:lvl w:ilvl="0">
       <w:start w:val="1"/>
-      <w:numFmt w:val="bullet"/>
-      <w:lvlText w:val="-"/>
+      <w:numFmt w:val="decimal"/>
+      <w:lvlText w:val="%1."/>
       <w:lvlJc w:val="left"/>
       <w:pPr>
         <w:ind w:left="720" w:hanging="360"/>
